--- a/textes/texte2.docx
+++ b/textes/texte2.docx
@@ -6,8 +6,6 @@
       <w:pPr>
         <w:jc w:val="center"/>
         <w:rPr>
-          <w:b/>
-          <w:bCs/>
           <w:sz w:val="30"/>
           <w:szCs w:val="30"/>
         </w:rPr>
@@ -35,68 +33,12 @@
           <w:sz w:val="30"/>
           <w:szCs w:val="30"/>
         </w:rPr>
-        <w:t xml:space="preserve">Quand j’étais jeune, à 4 ans, j’ai toujours aimé le foot et j’ai toujours rêver d’en faire. Donc un matin ; j’ai donc demandé à ma mère de m’inscrire dans le club de football derrière ma maison. Ma mère a donc appelé le club de football pour demandais de m’inscrire. Après cette appelle, ma mère m’annonce donc que je pourrais donc bel et bien </w:t>
-      </w:r>
-      <w:r>
-        <w:rPr>
-          <w:sz w:val="30"/>
-          <w:szCs w:val="30"/>
-        </w:rPr>
-        <w:t>pratiquer le</w:t>
-      </w:r>
-      <w:r>
-        <w:rPr>
-          <w:sz w:val="30"/>
-          <w:szCs w:val="30"/>
-        </w:rPr>
-        <w:t xml:space="preserve"> foot à partir du lendemain ! Je suis donc parti avec ma mère à un magasin de sport pour acheter tous les équipements nécessaires pour pratiquer du football. Après tous les achats nécessaires, je suis donc rentré chez moi avec ma mère. Le lendemain, un mercredi, c’étais donc le jour où j’allais faire mon premier entrainement de football ! Je partais donc de chez moi en direction du terrain de football avec ma mère. Arrivé au stade, je </w:t>
-      </w:r>
-      <w:r>
-        <w:rPr>
-          <w:sz w:val="30"/>
-          <w:szCs w:val="30"/>
-        </w:rPr>
-        <w:t>retrouvai</w:t>
-      </w:r>
-      <w:r>
-        <w:rPr>
-          <w:sz w:val="30"/>
-          <w:szCs w:val="30"/>
-        </w:rPr>
-        <w:t xml:space="preserve"> quelques copains à moi qui étaient inscrit également. Mais, en même temps, je recontrais de nouvelles personnes avec qui je m’étais familiariser rapidement. Après la séance de découverte de l’équipe, je chaussais mes crampons pour donc rejoindre le terrain de football pour pratiquer </w:t>
-      </w:r>
-      <w:r>
-        <w:rPr>
-          <w:sz w:val="30"/>
-          <w:szCs w:val="30"/>
-        </w:rPr>
-        <w:t>ma première vraie séance</w:t>
-      </w:r>
-      <w:r>
-        <w:rPr>
-          <w:sz w:val="30"/>
-          <w:szCs w:val="30"/>
-        </w:rPr>
-        <w:t xml:space="preserve"> de football, j’étais vraiment exciter ! Après avoir chaussais mes crampons, je rejoignais donc le terrain. Mon entraineur de football qui allait nous coacher toute la saison commence donc dès maintenant à nous apprendre les bases du football, c’est-à-dire : les passes, les frappes etc… après que j’ai appris à tout faire, je pouvais donc le mettre en pratique dans un mini match contre d’autres coéquipiers. Je me débrouillais pas mal et l’entraîneur me félicitais pour cela, j’étais extrêmement fier !</w:t>
-      </w:r>
-      <w:r>
-        <w:rPr>
-          <w:sz w:val="30"/>
-          <w:szCs w:val="30"/>
-        </w:rPr>
-        <w:t xml:space="preserve"> Après la fin de ce mini-match, c’était déjà la fin de cet entraînement. J’ai très bien aimé cet entrainement et été pressé d’y retournais ! Donc, je retournais vers ma maison pour aller me doucher.</w:t>
-      </w:r>
-      <w:r>
-        <w:rPr>
-          <w:sz w:val="30"/>
-          <w:szCs w:val="30"/>
-        </w:rPr>
-        <w:t xml:space="preserve"> Après cet entrainement, je continuais donc les entrainements chaque semaines, mois et années jusqu’à aujourd’hui.</w:t>
+        <w:t>Quand j'étais jeune, à 4 ans, j'ai toujours aimé le foot et j'ai toujours rêvé d'en faire. Donc un matin, j'ai donc demandé à ma mère de m'inscrire dans le club de football derrière ma maison. Ma mère a donc appelé le club de football pour demander de m'inscrire. Après cet appel, ma mère m'annonce donc que je pourrais donc bel et bien pratiquer le foot à partir du lendemain ! Je suis donc parti avec ma mère dans un magasin de sport pour acheter tous les équipements nécessaires pour pratiquer le football. Après tous les achats nécessaires, je suis donc rentré chez moi avec ma mère. Le lendemain, un mercredi, c'était donc le jour où j'allais faire mon premier entraînement de football ! Je partais donc de chez moi en direction du terrain de football avec ma mère. Arrivé au stade, je retrouvai quelques copains à moi qui étaient inscrits également. Mais, en même temps, je rencontrais de nouvelles personnes avec qui je m'étais familiarisé rapidement. Après la séance de découverte de l'équipe, je chaussais mes crampons pour donc rejoindre le terrain de football pour pratiquer ma première vraie séance de football, j'étais vraiment excité ! Après avoir chaussé mes crampons, je rejoignais donc le terrain. Mon entraîneur de football, qui allait nous coacher toute la saison, commence donc dès maintenant à nous apprendre les bases du football, c'est-à-dire : les passes, les frappes, etc. Après que j'ai appris à tout faire, je pouvais donc le mettre en pratique dans un mini match contre d'autres coéquipiers. Je me débrouillais pas mal et l'entraîneur me félicitait pour cela, j'étais extrêmement fier ! Après la fin de ce mini-match, c'était déjà la fin de cet entraînement. J'ai très bien aimé cet entraînement et j'étais pressé d'y retourner ! Donc, je retournais vers ma maison pour aller me doucher. Après cet entraînement, je continuais donc les entraînements chaque semaine, chaque mois et chaque année jusqu'à aujourd'hui.</w:t>
       </w:r>
     </w:p>
     <w:p>
       <w:pPr>
-        <w:jc w:val="center"/>
+        <w:jc w:val="both"/>
         <w:rPr>
           <w:sz w:val="30"/>
           <w:szCs w:val="30"/>
@@ -716,7 +658,6 @@
   <w:style w:type="character" w:default="1" w:styleId="Policepardfaut">
     <w:name w:val="Default Paragraph Font"/>
     <w:uiPriority w:val="1"/>
-    <w:semiHidden/>
     <w:unhideWhenUsed/>
   </w:style>
   <w:style w:type="table" w:default="1" w:styleId="TableauNormal">
@@ -1349,6 +1290,23 @@
 </file>
 
 <file path=customXml/item1.xml><?xml version="1.0" encoding="utf-8"?>
+<p:properties xmlns:p="http://schemas.microsoft.com/office/2006/metadata/properties" xmlns:xsi="http://www.w3.org/2001/XMLSchema-instance" xmlns:pc="http://schemas.microsoft.com/office/infopath/2007/PartnerControls">
+  <documentManagement>
+    <_activity xmlns="2eee56ff-520b-4593-b8fe-2dc899fa7b01" xsi:nil="true"/>
+  </documentManagement>
+</p:properties>
+</file>
+
+<file path=customXml/item2.xml><?xml version="1.0" encoding="utf-8"?>
+<?mso-contentType ?>
+<FormTemplates xmlns="http://schemas.microsoft.com/sharepoint/v3/contenttype/forms">
+  <Display>DocumentLibraryForm</Display>
+  <Edit>DocumentLibraryForm</Edit>
+  <New>DocumentLibraryForm</New>
+</FormTemplates>
+</file>
+
+<file path=customXml/item3.xml><?xml version="1.0" encoding="utf-8"?>
 <ct:contentTypeSchema xmlns:ct="http://schemas.microsoft.com/office/2006/metadata/contentType" xmlns:ma="http://schemas.microsoft.com/office/2006/metadata/properties/metaAttributes" ct:_="" ma:_="" ma:contentTypeName="Document" ma:contentTypeID="0x010100A1001C5B5DBDDF47A8A4BFCC30BE04DF" ma:contentTypeVersion="9" ma:contentTypeDescription="Crée un document." ma:contentTypeScope="" ma:versionID="c514bda284176526113a83c800e85d0b">
   <xsd:schema xmlns:xsd="http://www.w3.org/2001/XMLSchema" xmlns:xs="http://www.w3.org/2001/XMLSchema" xmlns:p="http://schemas.microsoft.com/office/2006/metadata/properties" xmlns:ns3="2eee56ff-520b-4593-b8fe-2dc899fa7b01" xmlns:ns4="3c9b0611-ec54-4877-9541-31e9677281f6" targetNamespace="http://schemas.microsoft.com/office/2006/metadata/properties" ma:root="true" ma:fieldsID="afe27f5c5e358465ee8b6cbb9da7a2fe" ns3:_="" ns4:_="">
     <xsd:import namespace="2eee56ff-520b-4593-b8fe-2dc899fa7b01"/>
@@ -1543,24 +1501,25 @@
 </ct:contentTypeSchema>
 </file>
 
-<file path=customXml/item2.xml><?xml version="1.0" encoding="utf-8"?>
-<?mso-contentType ?>
-<FormTemplates xmlns="http://schemas.microsoft.com/sharepoint/v3/contenttype/forms">
-  <Display>DocumentLibraryForm</Display>
-  <Edit>DocumentLibraryForm</Edit>
-  <New>DocumentLibraryForm</New>
-</FormTemplates>
+<file path=customXml/itemProps1.xml><?xml version="1.0" encoding="utf-8"?>
+<ds:datastoreItem xmlns:ds="http://schemas.openxmlformats.org/officeDocument/2006/customXml" ds:itemID="{39659732-C60B-4E4C-9D93-0C1113E7F353}">
+  <ds:schemaRefs>
+    <ds:schemaRef ds:uri="http://schemas.microsoft.com/office/2006/metadata/properties"/>
+    <ds:schemaRef ds:uri="http://schemas.microsoft.com/office/infopath/2007/PartnerControls"/>
+    <ds:schemaRef ds:uri="2eee56ff-520b-4593-b8fe-2dc899fa7b01"/>
+  </ds:schemaRefs>
+</ds:datastoreItem>
 </file>
 
-<file path=customXml/item3.xml><?xml version="1.0" encoding="utf-8"?>
-<p:properties xmlns:p="http://schemas.microsoft.com/office/2006/metadata/properties" xmlns:xsi="http://www.w3.org/2001/XMLSchema-instance" xmlns:pc="http://schemas.microsoft.com/office/infopath/2007/PartnerControls">
-  <documentManagement>
-    <_activity xmlns="2eee56ff-520b-4593-b8fe-2dc899fa7b01" xsi:nil="true"/>
-  </documentManagement>
-</p:properties>
+<file path=customXml/itemProps2.xml><?xml version="1.0" encoding="utf-8"?>
+<ds:datastoreItem xmlns:ds="http://schemas.openxmlformats.org/officeDocument/2006/customXml" ds:itemID="{24224241-126E-411B-AB4C-CC151DC134FA}">
+  <ds:schemaRefs>
+    <ds:schemaRef ds:uri="http://schemas.microsoft.com/sharepoint/v3/contenttype/forms"/>
+  </ds:schemaRefs>
+</ds:datastoreItem>
 </file>
 
-<file path=customXml/itemProps1.xml><?xml version="1.0" encoding="utf-8"?>
+<file path=customXml/itemProps3.xml><?xml version="1.0" encoding="utf-8"?>
 <ds:datastoreItem xmlns:ds="http://schemas.openxmlformats.org/officeDocument/2006/customXml" ds:itemID="{EA727B1B-F2F6-4360-8A38-2061F5D888E3}">
   <ds:schemaRefs>
     <ds:schemaRef ds:uri="http://schemas.microsoft.com/office/2006/metadata/contentType"/>
@@ -1577,22 +1536,4 @@
     <ds:schemaRef ds:uri="http://schemas.microsoft.com/internal/obd"/>
   </ds:schemaRefs>
 </ds:datastoreItem>
-</file>
-
-<file path=customXml/itemProps2.xml><?xml version="1.0" encoding="utf-8"?>
-<ds:datastoreItem xmlns:ds="http://schemas.openxmlformats.org/officeDocument/2006/customXml" ds:itemID="{24224241-126E-411B-AB4C-CC151DC134FA}">
-  <ds:schemaRefs>
-    <ds:schemaRef ds:uri="http://schemas.microsoft.com/sharepoint/v3/contenttype/forms"/>
-  </ds:schemaRefs>
-</ds:datastoreItem>
-</file>
-
-<file path=customXml/itemProps3.xml><?xml version="1.0" encoding="utf-8"?>
-<ds:datastoreItem xmlns:ds="http://schemas.openxmlformats.org/officeDocument/2006/customXml" ds:itemID="{39659732-C60B-4E4C-9D93-0C1113E7F353}">
-  <ds:schemaRefs>
-    <ds:schemaRef ds:uri="http://schemas.microsoft.com/office/2006/metadata/properties"/>
-    <ds:schemaRef ds:uri="http://schemas.microsoft.com/office/infopath/2007/PartnerControls"/>
-    <ds:schemaRef ds:uri="2eee56ff-520b-4593-b8fe-2dc899fa7b01"/>
-  </ds:schemaRefs>
-</ds:datastoreItem>
 </file>